--- a/Prototype_Overview_Guide.docx
+++ b/Prototype_Overview_Guide.docx
@@ -104,7 +104,7 @@
           <w:rFonts w:ascii="Times New Roman" w:hAnsi="Times New Roman" w:cs="Times New Roman"/>
           <w:noProof/>
         </w:rPr>
-        <w:pict w14:anchorId="17DC332C">
+        <w:pict w14:anchorId="6876B409">
           <v:rect id="_x0000_i1032" alt="" style="width:451.3pt;height:.05pt;mso-width-percent:0;mso-height-percent:0;mso-width-percent:0;mso-height-percent:0" o:hralign="center" o:hrstd="t" o:hr="t"/>
         </w:pict>
       </w:r>
@@ -208,6 +208,7 @@
               <w:cnfStyle w:val="000000100000" w:firstRow="0" w:lastRow="0" w:firstColumn="0" w:lastColumn="0" w:oddVBand="0" w:evenVBand="0" w:oddHBand="1" w:evenHBand="0" w:firstRowFirstColumn="0" w:firstRowLastColumn="0" w:lastRowFirstColumn="0" w:lastRowLastColumn="0"/>
               <w:rPr>
                 <w:rFonts w:ascii="Times New Roman" w:hAnsi="Times New Roman" w:cs="Times New Roman"/>
+                <w:color w:val="00B0F0"/>
                 <w:u w:val="single"/>
               </w:rPr>
             </w:pPr>
@@ -216,6 +217,7 @@
                 <w:rPr>
                   <w:rStyle w:val="Hyperlink"/>
                   <w:rFonts w:ascii="Times New Roman" w:hAnsi="Times New Roman" w:cs="Times New Roman"/>
+                  <w:color w:val="00B0F0"/>
                   <w:u w:val="single"/>
                 </w:rPr>
                 <w:t>GitH</w:t>
@@ -224,6 +226,7 @@
                 <w:rPr>
                   <w:rStyle w:val="Hyperlink"/>
                   <w:rFonts w:ascii="Times New Roman" w:hAnsi="Times New Roman" w:cs="Times New Roman"/>
+                  <w:color w:val="00B0F0"/>
                   <w:u w:val="single"/>
                 </w:rPr>
                 <w:t>u</w:t>
@@ -232,6 +235,7 @@
                 <w:rPr>
                   <w:rStyle w:val="Hyperlink"/>
                   <w:rFonts w:ascii="Times New Roman" w:hAnsi="Times New Roman" w:cs="Times New Roman"/>
+                  <w:color w:val="00B0F0"/>
                   <w:u w:val="single"/>
                 </w:rPr>
                 <w:t>b</w:t>
@@ -353,7 +357,7 @@
           <w:rFonts w:ascii="Times New Roman" w:hAnsi="Times New Roman" w:cs="Times New Roman"/>
           <w:noProof/>
         </w:rPr>
-        <w:pict w14:anchorId="01E22B68">
+        <w:pict w14:anchorId="3E33D262">
           <v:rect id="_x0000_i1031" alt="" style="width:451.3pt;height:.05pt;mso-width-percent:0;mso-height-percent:0;mso-width-percent:0;mso-height-percent:0" o:hralign="center" o:hrstd="t" o:hr="t"/>
         </w:pict>
       </w:r>
@@ -691,7 +695,7 @@
           <w:rFonts w:ascii="Times New Roman" w:hAnsi="Times New Roman" w:cs="Times New Roman"/>
           <w:noProof/>
         </w:rPr>
-        <w:pict w14:anchorId="0B61A378">
+        <w:pict w14:anchorId="2818B950">
           <v:rect id="_x0000_i1030" alt="" style="width:451.3pt;height:.05pt;mso-width-percent:0;mso-height-percent:0;mso-width-percent:0;mso-height-percent:0" o:hralign="center" o:hrstd="t" o:hr="t"/>
         </w:pict>
       </w:r>
@@ -773,12 +777,45 @@
         </w:rPr>
         <w:br/>
       </w:r>
+      <w:hyperlink r:id="rId10" w:history="1">
+        <w:r>
+          <w:rPr>
+            <w:rStyle w:val="Hyperlink"/>
+            <w:rFonts w:ascii="Times New Roman" w:hAnsi="Times New Roman" w:cs="Times New Roman"/>
+            <w:sz w:val="22"/>
+          </w:rPr>
+          <w:t>https://github.com/Minion1435627/Technology-Innovation-Pro</w:t>
+        </w:r>
+        <w:r>
+          <w:rPr>
+            <w:rStyle w:val="Hyperlink"/>
+            <w:rFonts w:ascii="Times New Roman" w:hAnsi="Times New Roman" w:cs="Times New Roman"/>
+            <w:sz w:val="22"/>
+          </w:rPr>
+          <w:t>j</w:t>
+        </w:r>
+        <w:r>
+          <w:rPr>
+            <w:rStyle w:val="Hyperlink"/>
+            <w:rFonts w:ascii="Times New Roman" w:hAnsi="Times New Roman" w:cs="Times New Roman"/>
+            <w:sz w:val="22"/>
+          </w:rPr>
+          <w:t>ect.git</w:t>
+        </w:r>
+      </w:hyperlink>
       <w:r>
         <w:rPr>
           <w:rStyle w:val="VerbatimChar"/>
           <w:rFonts w:ascii="Times New Roman" w:hAnsi="Times New Roman" w:cs="Times New Roman"/>
         </w:rPr>
-        <w:t>git clone &lt;repo-url&gt; &amp;&amp; cd HelpMate</w:t>
+        <w:t xml:space="preserve"> </w:t>
+      </w:r>
+      <w:r>
+        <w:rPr>
+          <w:rStyle w:val="VerbatimChar"/>
+          <w:rFonts w:ascii="Times New Roman" w:hAnsi="Times New Roman" w:cs="Times New Roman"/>
+        </w:rPr>
+        <w:t>&amp;&amp; cd HelpMate</w:t>
       </w:r>
     </w:p>
     <w:p>
@@ -830,6 +867,13 @@
         </w:rPr>
         <w:t>npm install -g @expo/ngrok</w:t>
       </w:r>
+      <w:r>
+        <w:rPr>
+          <w:rStyle w:val="VerbatimChar"/>
+          <w:rFonts w:ascii="Times New Roman" w:hAnsi="Times New Roman" w:cs="Times New Roman"/>
+        </w:rPr>
+        <w:t xml:space="preserve"> (optional)</w:t>
+      </w:r>
     </w:p>
     <w:p>
       <w:pPr>
@@ -924,7 +968,7 @@
         </w:rPr>
         <w:t>(</w:t>
       </w:r>
-      <w:hyperlink r:id="rId10" w:history="1">
+      <w:hyperlink r:id="rId11" w:history="1">
         <w:r>
           <w:rPr>
             <w:rStyle w:val="Hyperlink"/>
@@ -953,7 +997,7 @@
           <w:rFonts w:ascii="Times New Roman" w:hAnsi="Times New Roman" w:cs="Times New Roman"/>
           <w:noProof/>
         </w:rPr>
-        <w:pict w14:anchorId="22391039">
+        <w:pict w14:anchorId="07F586AC">
           <v:rect id="_x0000_i1029" alt="" style="width:451.3pt;height:.05pt;mso-width-percent:0;mso-height-percent:0;mso-width-percent:0;mso-height-percent:0" o:hralign="center" o:hrstd="t" o:hr="t"/>
         </w:pict>
       </w:r>
@@ -979,7 +1023,7 @@
         </w:rPr>
         <w:t xml:space="preserve"> </w:t>
       </w:r>
-      <w:hyperlink r:id="rId11" w:history="1">
+      <w:hyperlink r:id="rId12" w:history="1">
         <w:r>
           <w:rPr>
             <w:rStyle w:val="Hyperlink"/>
@@ -1679,7 +1723,7 @@
           <w:rFonts w:ascii="Times New Roman" w:hAnsi="Times New Roman" w:cs="Times New Roman"/>
           <w:noProof/>
         </w:rPr>
-        <w:pict w14:anchorId="3919A0A8">
+        <w:pict w14:anchorId="29F829BB">
           <v:rect id="_x0000_i1028" alt="" style="width:451.3pt;height:.05pt;mso-width-percent:0;mso-height-percent:0;mso-width-percent:0;mso-height-percent:0" o:hralign="center" o:hrstd="t" o:hr="t"/>
         </w:pict>
       </w:r>
@@ -1968,7 +2012,7 @@
           <w:rFonts w:ascii="Times New Roman" w:hAnsi="Times New Roman" w:cs="Times New Roman"/>
           <w:noProof/>
         </w:rPr>
-        <w:pict w14:anchorId="5144AB9A">
+        <w:pict w14:anchorId="1909FF19">
           <v:rect id="_x0000_i1027" alt="" style="width:451.3pt;height:.05pt;mso-width-percent:0;mso-height-percent:0;mso-width-percent:0;mso-height-percent:0" o:hralign="center" o:hrstd="t" o:hr="t"/>
         </w:pict>
       </w:r>
@@ -2305,7 +2349,7 @@
           <w:rFonts w:ascii="Times New Roman" w:hAnsi="Times New Roman" w:cs="Times New Roman"/>
           <w:noProof/>
         </w:rPr>
-        <w:pict w14:anchorId="31462569">
+        <w:pict w14:anchorId="2CEE27A0">
           <v:rect id="_x0000_i1026" alt="" style="width:451.3pt;height:.05pt;mso-width-percent:0;mso-height-percent:0;mso-width-percent:0;mso-height-percent:0" o:hralign="center" o:hrstd="t" o:hr="t"/>
         </w:pict>
       </w:r>
@@ -2632,7 +2676,7 @@
           <w:rFonts w:ascii="Times New Roman" w:hAnsi="Times New Roman" w:cs="Times New Roman"/>
           <w:noProof/>
         </w:rPr>
-        <w:pict w14:anchorId="4346CDB8">
+        <w:pict w14:anchorId="2D9EB9E4">
           <v:rect id="_x0000_i1025" alt="" style="width:451.3pt;height:.05pt;mso-width-percent:0;mso-height-percent:0;mso-width-percent:0;mso-height-percent:0" o:hralign="center" o:hrstd="t" o:hr="t"/>
         </w:pict>
       </w:r>
@@ -2650,7 +2694,7 @@
         </w:rPr>
         <w:t xml:space="preserve">For full feature documentation see </w:t>
       </w:r>
-      <w:hyperlink r:id="rId12" w:history="1">
+      <w:hyperlink r:id="rId13" w:history="1">
         <w:r>
           <w:rPr>
             <w:rStyle w:val="Hyperlink"/>
@@ -2674,7 +2718,7 @@
         </w:rPr>
         <w:t xml:space="preserve"> and </w:t>
       </w:r>
-      <w:hyperlink r:id="rId13" w:history="1">
+      <w:hyperlink r:id="rId14" w:history="1">
         <w:r>
           <w:rPr>
             <w:rStyle w:val="Hyperlink"/>
